--- a/flow/20230927_hours/drafts/2024-04-g/29.04.docx
+++ b/flow/20230927_hours/drafts/2024-04-g/29.04.docx
@@ -1199,44 +1199,29 @@
       </w:r>
     </w:p>
     <w:p>
-      <w:pPr>
-        <w:spacing w:line="240" w:lineRule="auto"/>
-        <w:rPr>
-          <w:rFonts w:ascii="Times New Roman" w:hAnsi="Times New Roman"/>
-          <w:sz w:val="24"/>
-        </w:rPr>
-      </w:pPr>
-      <w:r>
-        <w:rPr>
-          <w:rFonts w:ascii="Times New Roman" w:hAnsi="Times New Roman"/>
-          <w:i/>
-          <w:color w:val="FF0000"/>
-          <w:sz w:val="24"/>
-        </w:rPr>
-        <w:t>Тропар свята (г. 8):</w:t>
-      </w:r>
-      <w:r>
-        <w:rPr>
-          <w:rFonts w:ascii="Times New Roman" w:hAnsi="Times New Roman"/>
-          <w:sz w:val="24"/>
-        </w:rPr>
-        <w:t xml:space="preserve"> В </w:t>
-      </w:r>
-      <w:proofErr w:type="spellStart"/>
-      <w:r>
-        <w:rPr>
-          <w:rFonts w:ascii="Times New Roman" w:hAnsi="Times New Roman"/>
-          <w:sz w:val="24"/>
-        </w:rPr>
-        <w:t>переполовення</w:t>
-      </w:r>
-      <w:proofErr w:type="spellEnd"/>
-      <w:r>
-        <w:rPr>
-          <w:rFonts w:ascii="Times New Roman" w:hAnsi="Times New Roman"/>
-          <w:sz w:val="24"/>
-        </w:rPr>
-        <w:t xml:space="preserve"> празника спраглу душу мою благочестя напій водами,* до всіх бо, Спасе, закликав Ти:* Спраглий нехай гряде до мене і нехай п’є.* Джерело життя нашого, Христе Боже, слава Тобі.</w:t>
+      <w:r>
+        <w:rPr>
+          <w:rFonts w:ascii="Times New Roman" w:hAnsi="Times New Roman"/>
+          <w:i/>
+          <w:color w:val="FF4400"/>
+          <w:sz w:val="24"/>
+        </w:rPr>
+        <w:t>Тропар (г. 8):</w:t>
+      </w:r>
+      <w:r>
+        <w:rPr>
+          <w:rFonts w:ascii="Times New Roman" w:hAnsi="Times New Roman"/>
+          <w:sz w:val="24"/>
+        </w:rPr>
+        <w:t xml:space="preserve"> </w:t>
+      </w:r>
+      <w:r>
+        <w:rPr>
+          <w:rFonts w:ascii="Times New Roman" w:hAnsi="Times New Roman"/>
+          <w:color w:val="333333"/>
+          <w:sz w:val="24"/>
+        </w:rPr>
+        <w:t>В переполовення празника спраглу душу мою благочестя напій водами,* до всіх бо, Спасе, закликав Ти:* Спраглий нехай гряде до мене і нехай п’є.* Джерело життя нашого, Христе Боже, слава Тобі.</w:t>
       </w:r>
     </w:p>
     <w:p>
@@ -1539,54 +1524,15 @@
       </w:r>
     </w:p>
     <w:p>
-      <w:pPr>
-        <w:spacing w:line="240" w:lineRule="auto"/>
-        <w:rPr>
-          <w:rFonts w:ascii="Times New Roman" w:hAnsi="Times New Roman"/>
-          <w:sz w:val="24"/>
-        </w:rPr>
-      </w:pPr>
-      <w:r>
-        <w:rPr>
-          <w:rFonts w:ascii="Times New Roman" w:hAnsi="Times New Roman"/>
-          <w:i/>
-          <w:color w:val="FF0000"/>
-          <w:sz w:val="24"/>
-        </w:rPr>
-        <w:t>Кондак свята (г. 4):</w:t>
-      </w:r>
-      <w:r>
-        <w:rPr>
-          <w:rFonts w:ascii="Times New Roman" w:hAnsi="Times New Roman"/>
-          <w:sz w:val="24"/>
-        </w:rPr>
-        <w:t xml:space="preserve"> В </w:t>
-      </w:r>
-      <w:proofErr w:type="spellStart"/>
-      <w:r>
-        <w:rPr>
-          <w:rFonts w:ascii="Times New Roman" w:hAnsi="Times New Roman"/>
-          <w:sz w:val="24"/>
-        </w:rPr>
-        <w:t>переполовення</w:t>
-      </w:r>
-      <w:proofErr w:type="spellEnd"/>
-      <w:r>
-        <w:rPr>
-          <w:rFonts w:ascii="Times New Roman" w:hAnsi="Times New Roman"/>
-          <w:sz w:val="24"/>
-        </w:rPr>
-        <w:t xml:space="preserve"> законного празника, всіх Творче і Владико,* до </w:t>
-      </w:r>
-      <w:proofErr w:type="spellStart"/>
-      <w:r>
-        <w:rPr>
-          <w:rFonts w:ascii="Times New Roman" w:hAnsi="Times New Roman"/>
-          <w:sz w:val="24"/>
-        </w:rPr>
-        <w:t>предстоящих</w:t>
-      </w:r>
-      <w:proofErr w:type="spellEnd"/>
+      <w:r>
+        <w:rPr>
+          <w:rFonts w:ascii="Times New Roman" w:hAnsi="Times New Roman"/>
+          <w:i/>
+          <w:color w:val="FF4400"/>
+          <w:sz w:val="24"/>
+        </w:rPr>
+        <w:t>Кондак (г. 4):</w:t>
+      </w:r>
       <w:r>
         <w:rPr>
           <w:rFonts w:ascii="Times New Roman" w:hAnsi="Times New Roman"/>
@@ -1594,21 +1540,13 @@
         </w:rPr>
         <w:t xml:space="preserve"> </w:t>
       </w:r>
-      <w:proofErr w:type="spellStart"/>
-      <w:r>
-        <w:rPr>
-          <w:rFonts w:ascii="Times New Roman" w:hAnsi="Times New Roman"/>
-          <w:sz w:val="24"/>
-        </w:rPr>
-        <w:t>глаголив</w:t>
-      </w:r>
-      <w:proofErr w:type="spellEnd"/>
-      <w:r>
-        <w:rPr>
-          <w:rFonts w:ascii="Times New Roman" w:hAnsi="Times New Roman"/>
-          <w:sz w:val="24"/>
-        </w:rPr>
-        <w:t xml:space="preserve"> Ти, Христе Боже:* Прийдіть і зачерпніть воду безсмертя.* Тому до Тебе припадаємо і вірно кличемо:* Щедроти Твої даруй нам,* бо Ти є джерело життя нашого.</w:t>
+      <w:r>
+        <w:rPr>
+          <w:rFonts w:ascii="Times New Roman" w:hAnsi="Times New Roman"/>
+          <w:color w:val="333333"/>
+          <w:sz w:val="24"/>
+        </w:rPr>
+        <w:t>В переполовення законного празника, всіх Творче і Владико,* до предстоящих глаголив Ти, Христе Боже:* Прийдіть і зачерпніть воду безсмертя.* Тому до Тебе припадаємо і вірно кличемо:* Щедроти Твої даруй нам,* бо Ти є джерело життя нашого.</w:t>
       </w:r>
     </w:p>
     <w:p>
@@ -3607,47 +3545,6 @@
       </w:r>
     </w:p>
     <w:p>
-      <w:pPr>
-        <w:spacing w:line="240" w:lineRule="auto"/>
-        <w:rPr>
-          <w:rFonts w:ascii="Times New Roman" w:hAnsi="Times New Roman"/>
-          <w:sz w:val="24"/>
-        </w:rPr>
-      </w:pPr>
-      <w:r>
-        <w:rPr>
-          <w:rFonts w:ascii="Times New Roman" w:hAnsi="Times New Roman"/>
-          <w:i/>
-          <w:color w:val="FF0000"/>
-          <w:sz w:val="24"/>
-        </w:rPr>
-        <w:t>Тропар свята (г. 8):</w:t>
-      </w:r>
-      <w:r>
-        <w:rPr>
-          <w:rFonts w:ascii="Times New Roman" w:hAnsi="Times New Roman"/>
-          <w:sz w:val="24"/>
-        </w:rPr>
-        <w:t xml:space="preserve"> В </w:t>
-      </w:r>
-      <w:proofErr w:type="spellStart"/>
-      <w:r>
-        <w:rPr>
-          <w:rFonts w:ascii="Times New Roman" w:hAnsi="Times New Roman"/>
-          <w:sz w:val="24"/>
-        </w:rPr>
-        <w:t>переполовення</w:t>
-      </w:r>
-      <w:proofErr w:type="spellEnd"/>
-      <w:r>
-        <w:rPr>
-          <w:rFonts w:ascii="Times New Roman" w:hAnsi="Times New Roman"/>
-          <w:sz w:val="24"/>
-        </w:rPr>
-        <w:t xml:space="preserve"> празника спраглу душу мою благочестя напій водами,* до всіх бо, Спасе, закликав Ти:* Спраглий нехай гряде до мене і нехай п’є.* Джерело життя нашого, Христе Боже, слава Тобі.</w:t>
-      </w:r>
-    </w:p>
-    <w:p>
       <w:r>
         <w:rPr>
           <w:rFonts w:ascii="Times New Roman" w:hAnsi="Times New Roman"/>
@@ -3690,33 +3587,21 @@
       </w:r>
     </w:p>
     <w:p>
-      <w:pPr>
-        <w:spacing w:after="288" w:line="240" w:lineRule="auto"/>
-        <w:ind w:hanging="2"/>
-        <w:rPr>
-          <w:rFonts w:ascii="Times New Roman" w:hAnsi="Times New Roman"/>
-          <w:color w:val="FF0000"/>
-          <w:sz w:val="24"/>
-          <w:szCs w:val="24"/>
-        </w:rPr>
-      </w:pPr>
-      <w:r>
-        <w:rPr>
-          <w:rFonts w:ascii="Times New Roman" w:hAnsi="Times New Roman"/>
-          <w:i/>
-          <w:color w:val="FF0000"/>
-          <w:sz w:val="24"/>
-          <w:szCs w:val="24"/>
+      <w:r>
+        <w:rPr>
+          <w:rFonts w:ascii="Times New Roman" w:hAnsi="Times New Roman"/>
+          <w:i/>
+          <w:color w:val="FF0000"/>
+          <w:sz w:val="24"/>
           <w:highlight w:val="white"/>
         </w:rPr>
-        <w:t>Тропар (г. 3):</w:t>
-      </w:r>
-      <w:r>
-        <w:rPr>
-          <w:rFonts w:ascii="Times New Roman" w:hAnsi="Times New Roman"/>
-          <w:color w:val="FF0000"/>
-          <w:sz w:val="24"/>
-          <w:szCs w:val="24"/>
+        <w:t>Тропар (г. 4):</w:t>
+      </w:r>
+      <w:r>
+        <w:rPr>
+          <w:rFonts w:ascii="Times New Roman" w:hAnsi="Times New Roman"/>
+          <w:color w:val="FF0000"/>
+          <w:sz w:val="24"/>
           <w:highlight w:val="white"/>
         </w:rPr>
         <w:t xml:space="preserve"> </w:t>
@@ -3725,135 +3610,17 @@
         <w:rPr>
           <w:rFonts w:ascii="Times New Roman" w:hAnsi="Times New Roman"/>
           <w:sz w:val="24"/>
-          <w:szCs w:val="24"/>
           <w:highlight w:val="white"/>
         </w:rPr>
-        <w:t>Стовпом православ'я був єси,</w:t>
-      </w:r>
-      <w:r>
-        <w:rPr>
-          <w:rFonts w:ascii="Times New Roman" w:hAnsi="Times New Roman"/>
-          <w:sz w:val="24"/>
-          <w:szCs w:val="24"/>
-        </w:rPr>
-        <w:t>*</w:t>
-      </w:r>
-      <w:r>
-        <w:rPr>
-          <w:rFonts w:ascii="Times New Roman" w:hAnsi="Times New Roman"/>
-          <w:sz w:val="24"/>
-          <w:szCs w:val="24"/>
+        <w:t>Мученики твої, Господи,* у стражданнях своїх прийняли вінці нетлінні від тебе, Бога нашого.* Мавши бо кріпость твою, вони мучителі</w:t>
+      </w:r>
+      <w:r>
+        <w:rPr>
+          <w:rFonts w:ascii="Times New Roman" w:hAnsi="Times New Roman"/>
+          <w:sz w:val="24"/>
           <w:highlight w:val="white"/>
         </w:rPr>
-        <w:t xml:space="preserve"> божественними догматами Церкву підпираючи,</w:t>
-      </w:r>
-      <w:r>
-        <w:rPr>
-          <w:rFonts w:ascii="Times New Roman" w:hAnsi="Times New Roman"/>
-          <w:sz w:val="24"/>
-          <w:szCs w:val="24"/>
-        </w:rPr>
-        <w:t>*</w:t>
-      </w:r>
-      <w:r>
-        <w:rPr>
-          <w:rFonts w:ascii="Times New Roman" w:hAnsi="Times New Roman"/>
-          <w:sz w:val="24"/>
-          <w:szCs w:val="24"/>
-          <w:highlight w:val="white"/>
-        </w:rPr>
-        <w:t xml:space="preserve"> </w:t>
-      </w:r>
-      <w:proofErr w:type="spellStart"/>
-      <w:r>
-        <w:rPr>
-          <w:rFonts w:ascii="Times New Roman" w:hAnsi="Times New Roman"/>
-          <w:sz w:val="24"/>
-          <w:szCs w:val="24"/>
-          <w:highlight w:val="white"/>
-        </w:rPr>
-        <w:t>священноначальнику</w:t>
-      </w:r>
-      <w:proofErr w:type="spellEnd"/>
-      <w:r>
-        <w:rPr>
-          <w:rFonts w:ascii="Times New Roman" w:hAnsi="Times New Roman"/>
-          <w:sz w:val="24"/>
-          <w:szCs w:val="24"/>
-          <w:highlight w:val="white"/>
-        </w:rPr>
-        <w:t xml:space="preserve"> </w:t>
-      </w:r>
-      <w:proofErr w:type="spellStart"/>
-      <w:r>
-        <w:rPr>
-          <w:rFonts w:ascii="Times New Roman" w:hAnsi="Times New Roman"/>
-          <w:sz w:val="24"/>
-          <w:szCs w:val="24"/>
-          <w:highlight w:val="white"/>
-        </w:rPr>
-        <w:t>Атаназію</w:t>
-      </w:r>
-      <w:proofErr w:type="spellEnd"/>
-      <w:r>
-        <w:rPr>
-          <w:rFonts w:ascii="Times New Roman" w:hAnsi="Times New Roman"/>
-          <w:sz w:val="24"/>
-          <w:szCs w:val="24"/>
-          <w:highlight w:val="white"/>
-        </w:rPr>
-        <w:t>,</w:t>
-      </w:r>
-      <w:r>
-        <w:rPr>
-          <w:rFonts w:ascii="Times New Roman" w:hAnsi="Times New Roman"/>
-          <w:sz w:val="24"/>
-          <w:szCs w:val="24"/>
-        </w:rPr>
-        <w:t>*</w:t>
-      </w:r>
-      <w:r>
-        <w:rPr>
-          <w:rFonts w:ascii="Times New Roman" w:hAnsi="Times New Roman"/>
-          <w:sz w:val="24"/>
-          <w:szCs w:val="24"/>
-          <w:highlight w:val="white"/>
-        </w:rPr>
-        <w:t xml:space="preserve"> Отцеві бо єдиносущного Сина проповідувавши,</w:t>
-      </w:r>
-      <w:r>
-        <w:rPr>
-          <w:rFonts w:ascii="Times New Roman" w:hAnsi="Times New Roman"/>
-          <w:sz w:val="24"/>
-          <w:szCs w:val="24"/>
-        </w:rPr>
-        <w:t>*</w:t>
-      </w:r>
-      <w:r>
-        <w:rPr>
-          <w:rFonts w:ascii="Times New Roman" w:hAnsi="Times New Roman"/>
-          <w:sz w:val="24"/>
-          <w:szCs w:val="24"/>
-          <w:highlight w:val="white"/>
-        </w:rPr>
-        <w:t xml:space="preserve"> осоромив ти Арія, отче преподобний,</w:t>
-      </w:r>
-      <w:r>
-        <w:rPr>
-          <w:rFonts w:ascii="Times New Roman" w:hAnsi="Times New Roman"/>
-          <w:sz w:val="24"/>
-          <w:szCs w:val="24"/>
-        </w:rPr>
-        <w:t>*</w:t>
-      </w:r>
-      <w:r>
-        <w:rPr>
-          <w:rFonts w:ascii="Times New Roman" w:hAnsi="Times New Roman"/>
-          <w:sz w:val="24"/>
-          <w:szCs w:val="24"/>
-          <w:highlight w:val="white"/>
-        </w:rPr>
-        <w:t xml:space="preserve"> Христа Бога моли, щоб дарував нас велику милість.</w:t>
+        <w:t>в подолали,* сокрушили і демонів зухвальства безсильні.* Їх молитвами спаси душі наші.</w:t>
       </w:r>
     </w:p>
     <w:p>
@@ -4131,78 +3898,28 @@
       </w:r>
     </w:p>
     <w:p>
-      <w:pPr>
-        <w:spacing w:after="288" w:line="240" w:lineRule="auto"/>
-        <w:ind w:hanging="2"/>
-        <w:rPr>
-          <w:rFonts w:ascii="Times New Roman" w:hAnsi="Times New Roman"/>
-          <w:sz w:val="24"/>
-          <w:szCs w:val="24"/>
-        </w:rPr>
-      </w:pPr>
-      <w:r>
-        <w:rPr>
-          <w:rFonts w:ascii="Times New Roman" w:hAnsi="Times New Roman"/>
-          <w:i/>
-          <w:color w:val="FF0000"/>
-          <w:sz w:val="24"/>
-          <w:szCs w:val="24"/>
-        </w:rPr>
-        <w:t xml:space="preserve">Кондак (г. 2): </w:t>
-      </w:r>
-      <w:proofErr w:type="spellStart"/>
-      <w:r>
-        <w:rPr>
-          <w:rFonts w:ascii="Times New Roman" w:hAnsi="Times New Roman"/>
-          <w:sz w:val="24"/>
-          <w:szCs w:val="24"/>
-        </w:rPr>
-        <w:t>Богогласна</w:t>
-      </w:r>
-      <w:proofErr w:type="spellEnd"/>
-      <w:r>
-        <w:rPr>
-          <w:rFonts w:ascii="Times New Roman" w:hAnsi="Times New Roman"/>
-          <w:sz w:val="24"/>
-          <w:szCs w:val="24"/>
-        </w:rPr>
-        <w:t xml:space="preserve"> труба, сопілка духовна і огненний ум,* великий </w:t>
-      </w:r>
-      <w:proofErr w:type="spellStart"/>
-      <w:r>
-        <w:rPr>
-          <w:rFonts w:ascii="Times New Roman" w:hAnsi="Times New Roman"/>
-          <w:sz w:val="24"/>
-          <w:szCs w:val="24"/>
-        </w:rPr>
-        <w:t>Атаназій</w:t>
-      </w:r>
-      <w:proofErr w:type="spellEnd"/>
-      <w:r>
-        <w:rPr>
-          <w:rFonts w:ascii="Times New Roman" w:hAnsi="Times New Roman"/>
-          <w:sz w:val="24"/>
-          <w:szCs w:val="24"/>
-        </w:rPr>
-        <w:t xml:space="preserve">, хай прославляється піснями відповідними заслузі,* бо добре всіх научив почитати </w:t>
-      </w:r>
-      <w:proofErr w:type="spellStart"/>
-      <w:r>
-        <w:rPr>
-          <w:rFonts w:ascii="Times New Roman" w:hAnsi="Times New Roman"/>
-          <w:sz w:val="24"/>
-          <w:szCs w:val="24"/>
-        </w:rPr>
-        <w:t>Тройцю</w:t>
-      </w:r>
-      <w:proofErr w:type="spellEnd"/>
-      <w:r>
-        <w:rPr>
-          <w:rFonts w:ascii="Times New Roman" w:hAnsi="Times New Roman"/>
-          <w:sz w:val="24"/>
-          <w:szCs w:val="24"/>
-        </w:rPr>
-        <w:t xml:space="preserve"> єдиносущну.</w:t>
+      <w:r>
+        <w:rPr>
+          <w:rFonts w:ascii="Times New Roman" w:hAnsi="Times New Roman"/>
+          <w:i/>
+          <w:color w:val="FF0000"/>
+          <w:sz w:val="24"/>
+        </w:rPr>
+        <w:t>Кондак (г. 2):</w:t>
+      </w:r>
+      <w:r>
+        <w:rPr>
+          <w:rFonts w:ascii="Times New Roman" w:hAnsi="Times New Roman"/>
+          <w:sz w:val="24"/>
+        </w:rPr>
+        <w:t xml:space="preserve"> Твердий і всесвітлий лик мучеників дев’яти,* трисонячного божества ісповідники на суді йому взивали:* Кров і душі наші із тілами, як непорочну жертву прин</w:t>
+      </w:r>
+      <w:r>
+        <w:rPr>
+          <w:rFonts w:ascii="Times New Roman" w:hAnsi="Times New Roman"/>
+          <w:sz w:val="24"/>
+        </w:rPr>
+        <w:t>осимо тобі, Владико,* до ликів небесних твоїх нас долучи, як Бог милостивий.</w:t>
       </w:r>
     </w:p>
     <w:p>
@@ -6006,44 +5723,29 @@
       </w:r>
     </w:p>
     <w:p>
-      <w:pPr>
-        <w:spacing w:line="240" w:lineRule="auto"/>
-        <w:rPr>
-          <w:rFonts w:ascii="Times New Roman" w:hAnsi="Times New Roman"/>
-          <w:sz w:val="24"/>
-        </w:rPr>
-      </w:pPr>
-      <w:r>
-        <w:rPr>
-          <w:rFonts w:ascii="Times New Roman" w:hAnsi="Times New Roman"/>
-          <w:i/>
-          <w:color w:val="FF0000"/>
-          <w:sz w:val="24"/>
-        </w:rPr>
-        <w:t>Тропар свята (г. 8):</w:t>
-      </w:r>
-      <w:r>
-        <w:rPr>
-          <w:rFonts w:ascii="Times New Roman" w:hAnsi="Times New Roman"/>
-          <w:sz w:val="24"/>
-        </w:rPr>
-        <w:t xml:space="preserve"> В </w:t>
-      </w:r>
-      <w:proofErr w:type="spellStart"/>
-      <w:r>
-        <w:rPr>
-          <w:rFonts w:ascii="Times New Roman" w:hAnsi="Times New Roman"/>
-          <w:sz w:val="24"/>
-        </w:rPr>
-        <w:t>переполовення</w:t>
-      </w:r>
-      <w:proofErr w:type="spellEnd"/>
-      <w:r>
-        <w:rPr>
-          <w:rFonts w:ascii="Times New Roman" w:hAnsi="Times New Roman"/>
-          <w:sz w:val="24"/>
-        </w:rPr>
-        <w:t xml:space="preserve"> празника спраглу душу мою благочестя напій водами,* до всіх бо, Спасе, закликав Ти:* Спраглий нехай гряде до мене і нехай п’є.* Джерело життя нашого, Христе Боже, слава Тобі.</w:t>
+      <w:r>
+        <w:rPr>
+          <w:rFonts w:ascii="Times New Roman" w:hAnsi="Times New Roman"/>
+          <w:i/>
+          <w:color w:val="FF4400"/>
+          <w:sz w:val="24"/>
+        </w:rPr>
+        <w:t>Тропар (г. 8):</w:t>
+      </w:r>
+      <w:r>
+        <w:rPr>
+          <w:rFonts w:ascii="Times New Roman" w:hAnsi="Times New Roman"/>
+          <w:sz w:val="24"/>
+        </w:rPr>
+        <w:t xml:space="preserve"> </w:t>
+      </w:r>
+      <w:r>
+        <w:rPr>
+          <w:rFonts w:ascii="Times New Roman" w:hAnsi="Times New Roman"/>
+          <w:color w:val="333333"/>
+          <w:sz w:val="24"/>
+        </w:rPr>
+        <w:t>В переполовення празника спраглу душу мою благочестя напій водами,* до всіх бо, Спасе, закликав Ти:* Спраглий нехай гряде до мене і нехай п’є.* Джерело життя нашого, Христе Боже, слава Тобі.</w:t>
       </w:r>
     </w:p>
     <w:p>
@@ -6322,54 +6024,15 @@
       </w:r>
     </w:p>
     <w:p>
-      <w:pPr>
-        <w:spacing w:line="240" w:lineRule="auto"/>
-        <w:rPr>
-          <w:rFonts w:ascii="Times New Roman" w:hAnsi="Times New Roman"/>
-          <w:sz w:val="24"/>
-        </w:rPr>
-      </w:pPr>
-      <w:r>
-        <w:rPr>
-          <w:rFonts w:ascii="Times New Roman" w:hAnsi="Times New Roman"/>
-          <w:i/>
-          <w:color w:val="FF0000"/>
-          <w:sz w:val="24"/>
-        </w:rPr>
-        <w:t>Кондак свята (г. 4):</w:t>
-      </w:r>
-      <w:r>
-        <w:rPr>
-          <w:rFonts w:ascii="Times New Roman" w:hAnsi="Times New Roman"/>
-          <w:sz w:val="24"/>
-        </w:rPr>
-        <w:t xml:space="preserve"> В </w:t>
-      </w:r>
-      <w:proofErr w:type="spellStart"/>
-      <w:r>
-        <w:rPr>
-          <w:rFonts w:ascii="Times New Roman" w:hAnsi="Times New Roman"/>
-          <w:sz w:val="24"/>
-        </w:rPr>
-        <w:t>переполовення</w:t>
-      </w:r>
-      <w:proofErr w:type="spellEnd"/>
-      <w:r>
-        <w:rPr>
-          <w:rFonts w:ascii="Times New Roman" w:hAnsi="Times New Roman"/>
-          <w:sz w:val="24"/>
-        </w:rPr>
-        <w:t xml:space="preserve"> законного празника, всіх Творче і Владико,* до </w:t>
-      </w:r>
-      <w:proofErr w:type="spellStart"/>
-      <w:r>
-        <w:rPr>
-          <w:rFonts w:ascii="Times New Roman" w:hAnsi="Times New Roman"/>
-          <w:sz w:val="24"/>
-        </w:rPr>
-        <w:t>предстоящих</w:t>
-      </w:r>
-      <w:proofErr w:type="spellEnd"/>
+      <w:r>
+        <w:rPr>
+          <w:rFonts w:ascii="Times New Roman" w:hAnsi="Times New Roman"/>
+          <w:i/>
+          <w:color w:val="FF4400"/>
+          <w:sz w:val="24"/>
+        </w:rPr>
+        <w:t>Кондак (г. 4):</w:t>
+      </w:r>
       <w:r>
         <w:rPr>
           <w:rFonts w:ascii="Times New Roman" w:hAnsi="Times New Roman"/>
@@ -6377,29 +6040,13 @@
         </w:rPr>
         <w:t xml:space="preserve"> </w:t>
       </w:r>
-      <w:proofErr w:type="spellStart"/>
-      <w:r>
-        <w:rPr>
-          <w:rFonts w:ascii="Times New Roman" w:hAnsi="Times New Roman"/>
-          <w:sz w:val="24"/>
-        </w:rPr>
-        <w:t>глаголив</w:t>
-      </w:r>
-      <w:proofErr w:type="spellEnd"/>
-      <w:r>
-        <w:rPr>
-          <w:rFonts w:ascii="Times New Roman" w:hAnsi="Times New Roman"/>
-          <w:sz w:val="24"/>
-        </w:rPr>
-        <w:t xml:space="preserve"> Ти, Христе Боже:* Прийдіть і зачерпніть воду безсмертя.* Тому до </w:t>
-      </w:r>
-      <w:r>
-        <w:rPr>
-          <w:rFonts w:ascii="Times New Roman" w:hAnsi="Times New Roman"/>
-          <w:sz w:val="24"/>
-        </w:rPr>
-        <w:lastRenderedPageBreak/>
-        <w:t>Тебе припадаємо і вірно кличемо:* Щедроти Твої даруй нам,* бо Ти є джерело життя нашого.</w:t>
+      <w:r>
+        <w:rPr>
+          <w:rFonts w:ascii="Times New Roman" w:hAnsi="Times New Roman"/>
+          <w:color w:val="333333"/>
+          <w:sz w:val="24"/>
+        </w:rPr>
+        <w:t>В переполовення законного празника, всіх Творче і Владико,* до предстоящих глаголив Ти, Христе Боже:* Прийдіть і зачерпніть воду безсмертя.* Тому до Тебе припадаємо і вірно кличемо:* Щедроти Твої даруй нам,* бо Ти є джерело життя нашого.</w:t>
       </w:r>
     </w:p>
     <w:p>
@@ -8117,47 +7764,6 @@
       </w:r>
     </w:p>
     <w:p>
-      <w:pPr>
-        <w:spacing w:line="240" w:lineRule="auto"/>
-        <w:rPr>
-          <w:rFonts w:ascii="Times New Roman" w:hAnsi="Times New Roman"/>
-          <w:sz w:val="24"/>
-        </w:rPr>
-      </w:pPr>
-      <w:r>
-        <w:rPr>
-          <w:rFonts w:ascii="Times New Roman" w:hAnsi="Times New Roman"/>
-          <w:i/>
-          <w:color w:val="FF0000"/>
-          <w:sz w:val="24"/>
-        </w:rPr>
-        <w:t>Тропар свята (г. 8):</w:t>
-      </w:r>
-      <w:r>
-        <w:rPr>
-          <w:rFonts w:ascii="Times New Roman" w:hAnsi="Times New Roman"/>
-          <w:sz w:val="24"/>
-        </w:rPr>
-        <w:t xml:space="preserve"> В </w:t>
-      </w:r>
-      <w:proofErr w:type="spellStart"/>
-      <w:r>
-        <w:rPr>
-          <w:rFonts w:ascii="Times New Roman" w:hAnsi="Times New Roman"/>
-          <w:sz w:val="24"/>
-        </w:rPr>
-        <w:t>переполовення</w:t>
-      </w:r>
-      <w:proofErr w:type="spellEnd"/>
-      <w:r>
-        <w:rPr>
-          <w:rFonts w:ascii="Times New Roman" w:hAnsi="Times New Roman"/>
-          <w:sz w:val="24"/>
-        </w:rPr>
-        <w:t xml:space="preserve"> празника спраглу душу мою благочестя напій водами,* до всіх бо, Спасе, закликав Ти:* Спраглий нехай гряде до мене і нехай п’є.* Джерело життя нашого, Христе Боже, слава Тобі.</w:t>
-      </w:r>
-    </w:p>
-    <w:p>
       <w:r>
         <w:rPr>
           <w:rFonts w:ascii="Times New Roman" w:hAnsi="Times New Roman"/>
@@ -8200,33 +7806,21 @@
       </w:r>
     </w:p>
     <w:p>
-      <w:pPr>
-        <w:spacing w:after="288" w:line="240" w:lineRule="auto"/>
-        <w:ind w:hanging="2"/>
-        <w:rPr>
-          <w:rFonts w:ascii="Times New Roman" w:hAnsi="Times New Roman"/>
-          <w:color w:val="FF0000"/>
-          <w:sz w:val="24"/>
-          <w:szCs w:val="24"/>
-        </w:rPr>
-      </w:pPr>
-      <w:r>
-        <w:rPr>
-          <w:rFonts w:ascii="Times New Roman" w:hAnsi="Times New Roman"/>
-          <w:i/>
-          <w:color w:val="FF0000"/>
-          <w:sz w:val="24"/>
-          <w:szCs w:val="24"/>
+      <w:r>
+        <w:rPr>
+          <w:rFonts w:ascii="Times New Roman" w:hAnsi="Times New Roman"/>
+          <w:i/>
+          <w:color w:val="FF0000"/>
+          <w:sz w:val="24"/>
           <w:highlight w:val="white"/>
         </w:rPr>
-        <w:t>Тропар (г. 3):</w:t>
-      </w:r>
-      <w:r>
-        <w:rPr>
-          <w:rFonts w:ascii="Times New Roman" w:hAnsi="Times New Roman"/>
-          <w:color w:val="FF0000"/>
-          <w:sz w:val="24"/>
-          <w:szCs w:val="24"/>
+        <w:t>Тропар (г. 4):</w:t>
+      </w:r>
+      <w:r>
+        <w:rPr>
+          <w:rFonts w:ascii="Times New Roman" w:hAnsi="Times New Roman"/>
+          <w:color w:val="FF0000"/>
+          <w:sz w:val="24"/>
           <w:highlight w:val="white"/>
         </w:rPr>
         <w:t xml:space="preserve"> </w:t>
@@ -8235,135 +7829,17 @@
         <w:rPr>
           <w:rFonts w:ascii="Times New Roman" w:hAnsi="Times New Roman"/>
           <w:sz w:val="24"/>
-          <w:szCs w:val="24"/>
           <w:highlight w:val="white"/>
         </w:rPr>
-        <w:t>Стовпом православ'я був єси,</w:t>
-      </w:r>
-      <w:r>
-        <w:rPr>
-          <w:rFonts w:ascii="Times New Roman" w:hAnsi="Times New Roman"/>
-          <w:sz w:val="24"/>
-          <w:szCs w:val="24"/>
-        </w:rPr>
-        <w:t>*</w:t>
-      </w:r>
-      <w:r>
-        <w:rPr>
-          <w:rFonts w:ascii="Times New Roman" w:hAnsi="Times New Roman"/>
-          <w:sz w:val="24"/>
-          <w:szCs w:val="24"/>
+        <w:t>Мученики твої, Господи,* у стражданнях своїх прийняли вінці нетлінні від тебе, Бога нашого.* Мавши бо кріпость твою, вони мучителі</w:t>
+      </w:r>
+      <w:r>
+        <w:rPr>
+          <w:rFonts w:ascii="Times New Roman" w:hAnsi="Times New Roman"/>
+          <w:sz w:val="24"/>
           <w:highlight w:val="white"/>
         </w:rPr>
-        <w:t xml:space="preserve"> божественними догматами Церкву підпираючи,</w:t>
-      </w:r>
-      <w:r>
-        <w:rPr>
-          <w:rFonts w:ascii="Times New Roman" w:hAnsi="Times New Roman"/>
-          <w:sz w:val="24"/>
-          <w:szCs w:val="24"/>
-        </w:rPr>
-        <w:t>*</w:t>
-      </w:r>
-      <w:r>
-        <w:rPr>
-          <w:rFonts w:ascii="Times New Roman" w:hAnsi="Times New Roman"/>
-          <w:sz w:val="24"/>
-          <w:szCs w:val="24"/>
-          <w:highlight w:val="white"/>
-        </w:rPr>
-        <w:t xml:space="preserve"> </w:t>
-      </w:r>
-      <w:proofErr w:type="spellStart"/>
-      <w:r>
-        <w:rPr>
-          <w:rFonts w:ascii="Times New Roman" w:hAnsi="Times New Roman"/>
-          <w:sz w:val="24"/>
-          <w:szCs w:val="24"/>
-          <w:highlight w:val="white"/>
-        </w:rPr>
-        <w:t>священноначальнику</w:t>
-      </w:r>
-      <w:proofErr w:type="spellEnd"/>
-      <w:r>
-        <w:rPr>
-          <w:rFonts w:ascii="Times New Roman" w:hAnsi="Times New Roman"/>
-          <w:sz w:val="24"/>
-          <w:szCs w:val="24"/>
-          <w:highlight w:val="white"/>
-        </w:rPr>
-        <w:t xml:space="preserve"> </w:t>
-      </w:r>
-      <w:proofErr w:type="spellStart"/>
-      <w:r>
-        <w:rPr>
-          <w:rFonts w:ascii="Times New Roman" w:hAnsi="Times New Roman"/>
-          <w:sz w:val="24"/>
-          <w:szCs w:val="24"/>
-          <w:highlight w:val="white"/>
-        </w:rPr>
-        <w:t>Атаназію</w:t>
-      </w:r>
-      <w:proofErr w:type="spellEnd"/>
-      <w:r>
-        <w:rPr>
-          <w:rFonts w:ascii="Times New Roman" w:hAnsi="Times New Roman"/>
-          <w:sz w:val="24"/>
-          <w:szCs w:val="24"/>
-          <w:highlight w:val="white"/>
-        </w:rPr>
-        <w:t>,</w:t>
-      </w:r>
-      <w:r>
-        <w:rPr>
-          <w:rFonts w:ascii="Times New Roman" w:hAnsi="Times New Roman"/>
-          <w:sz w:val="24"/>
-          <w:szCs w:val="24"/>
-        </w:rPr>
-        <w:t>*</w:t>
-      </w:r>
-      <w:r>
-        <w:rPr>
-          <w:rFonts w:ascii="Times New Roman" w:hAnsi="Times New Roman"/>
-          <w:sz w:val="24"/>
-          <w:szCs w:val="24"/>
-          <w:highlight w:val="white"/>
-        </w:rPr>
-        <w:t xml:space="preserve"> Отцеві бо єдиносущного Сина проповідувавши,</w:t>
-      </w:r>
-      <w:r>
-        <w:rPr>
-          <w:rFonts w:ascii="Times New Roman" w:hAnsi="Times New Roman"/>
-          <w:sz w:val="24"/>
-          <w:szCs w:val="24"/>
-        </w:rPr>
-        <w:t>*</w:t>
-      </w:r>
-      <w:r>
-        <w:rPr>
-          <w:rFonts w:ascii="Times New Roman" w:hAnsi="Times New Roman"/>
-          <w:sz w:val="24"/>
-          <w:szCs w:val="24"/>
-          <w:highlight w:val="white"/>
-        </w:rPr>
-        <w:t xml:space="preserve"> осоромив ти Арія, отче преподобний,</w:t>
-      </w:r>
-      <w:r>
-        <w:rPr>
-          <w:rFonts w:ascii="Times New Roman" w:hAnsi="Times New Roman"/>
-          <w:sz w:val="24"/>
-          <w:szCs w:val="24"/>
-        </w:rPr>
-        <w:t>*</w:t>
-      </w:r>
-      <w:r>
-        <w:rPr>
-          <w:rFonts w:ascii="Times New Roman" w:hAnsi="Times New Roman"/>
-          <w:sz w:val="24"/>
-          <w:szCs w:val="24"/>
-          <w:highlight w:val="white"/>
-        </w:rPr>
-        <w:t xml:space="preserve"> Христа Бога моли, щоб дарував нас велику милість.</w:t>
+        <w:t>в подолали,* сокрушили і демонів зухвальства безсильні.* Їх молитвами спаси душі наші.</w:t>
       </w:r>
     </w:p>
     <w:p>
@@ -8654,78 +8130,28 @@
       </w:r>
     </w:p>
     <w:p>
-      <w:pPr>
-        <w:spacing w:after="288" w:line="240" w:lineRule="auto"/>
-        <w:ind w:hanging="2"/>
-        <w:rPr>
-          <w:rFonts w:ascii="Times New Roman" w:hAnsi="Times New Roman"/>
-          <w:sz w:val="24"/>
-          <w:szCs w:val="24"/>
-        </w:rPr>
-      </w:pPr>
-      <w:r>
-        <w:rPr>
-          <w:rFonts w:ascii="Times New Roman" w:hAnsi="Times New Roman"/>
-          <w:i/>
-          <w:color w:val="FF0000"/>
-          <w:sz w:val="24"/>
-          <w:szCs w:val="24"/>
-        </w:rPr>
-        <w:t xml:space="preserve">Кондак (г. 2): </w:t>
-      </w:r>
-      <w:proofErr w:type="spellStart"/>
-      <w:r>
-        <w:rPr>
-          <w:rFonts w:ascii="Times New Roman" w:hAnsi="Times New Roman"/>
-          <w:sz w:val="24"/>
-          <w:szCs w:val="24"/>
-        </w:rPr>
-        <w:t>Богогласна</w:t>
-      </w:r>
-      <w:proofErr w:type="spellEnd"/>
-      <w:r>
-        <w:rPr>
-          <w:rFonts w:ascii="Times New Roman" w:hAnsi="Times New Roman"/>
-          <w:sz w:val="24"/>
-          <w:szCs w:val="24"/>
-        </w:rPr>
-        <w:t xml:space="preserve"> труба, сопілка духовна і огненний ум,* великий </w:t>
-      </w:r>
-      <w:proofErr w:type="spellStart"/>
-      <w:r>
-        <w:rPr>
-          <w:rFonts w:ascii="Times New Roman" w:hAnsi="Times New Roman"/>
-          <w:sz w:val="24"/>
-          <w:szCs w:val="24"/>
-        </w:rPr>
-        <w:t>Атаназій</w:t>
-      </w:r>
-      <w:proofErr w:type="spellEnd"/>
-      <w:r>
-        <w:rPr>
-          <w:rFonts w:ascii="Times New Roman" w:hAnsi="Times New Roman"/>
-          <w:sz w:val="24"/>
-          <w:szCs w:val="24"/>
-        </w:rPr>
-        <w:t xml:space="preserve">, хай прославляється піснями відповідними заслузі,* бо добре всіх научив почитати </w:t>
-      </w:r>
-      <w:proofErr w:type="spellStart"/>
-      <w:r>
-        <w:rPr>
-          <w:rFonts w:ascii="Times New Roman" w:hAnsi="Times New Roman"/>
-          <w:sz w:val="24"/>
-          <w:szCs w:val="24"/>
-        </w:rPr>
-        <w:t>Тройцю</w:t>
-      </w:r>
-      <w:proofErr w:type="spellEnd"/>
-      <w:r>
-        <w:rPr>
-          <w:rFonts w:ascii="Times New Roman" w:hAnsi="Times New Roman"/>
-          <w:sz w:val="24"/>
-          <w:szCs w:val="24"/>
-        </w:rPr>
-        <w:t xml:space="preserve"> єдиносущну.</w:t>
+      <w:r>
+        <w:rPr>
+          <w:rFonts w:ascii="Times New Roman" w:hAnsi="Times New Roman"/>
+          <w:i/>
+          <w:color w:val="FF0000"/>
+          <w:sz w:val="24"/>
+        </w:rPr>
+        <w:t>Кондак (г. 2):</w:t>
+      </w:r>
+      <w:r>
+        <w:rPr>
+          <w:rFonts w:ascii="Times New Roman" w:hAnsi="Times New Roman"/>
+          <w:sz w:val="24"/>
+        </w:rPr>
+        <w:t xml:space="preserve"> Твердий і всесвітлий лик мучеників дев’яти,* трисонячного божества ісповідники на суді йому взивали:* Кров і душі наші із тілами, як непорочну жертву прин</w:t>
+      </w:r>
+      <w:r>
+        <w:rPr>
+          <w:rFonts w:ascii="Times New Roman" w:hAnsi="Times New Roman"/>
+          <w:sz w:val="24"/>
+        </w:rPr>
+        <w:t>осимо тобі, Владико,* до ликів небесних твоїх нас долучи, як Бог милостивий.</w:t>
       </w:r>
     </w:p>
     <w:p>
